--- a/app/templates/A/inicio/socios/A Inicio Socios TEMPLATE.docx
+++ b/app/templates/A/inicio/socios/A Inicio Socios TEMPLATE.docx
@@ -96,28 +96,28 @@
                 <w:rFonts w:ascii="Trebuchet MS" w:hAnsi="Trebuchet MS" w:cs="Arial"/>
                 <w:bCs/>
               </w:rPr>
-              <w:t xml:space="preserve">PEB/CORP/CBS </w:t>
+              <w:t xml:space="preserve">{{ full_cite }}</w:t>
             </w:r>
             <w:r>
               <w:rPr>
                 <w:rFonts w:ascii="Trebuchet MS" w:hAnsi="Trebuchet MS" w:cs="Arial"/>
                 <w:bCs/>
               </w:rPr>
-              <w:t>{{ cite }}</w:t>
+              <w:t/>
             </w:r>
             <w:r>
               <w:rPr>
                 <w:rFonts w:ascii="Trebuchet MS" w:hAnsi="Trebuchet MS" w:cs="Arial"/>
                 <w:bCs/>
               </w:rPr>
-              <w:t>/202</w:t>
+              <w:t/>
             </w:r>
             <w:r>
               <w:rPr>
                 <w:rFonts w:ascii="Trebuchet MS" w:hAnsi="Trebuchet MS" w:cs="Arial"/>
                 <w:bCs/>
               </w:rPr>
-              <w:t>6</w:t>
+              <w:t/>
             </w:r>
           </w:p>
         </w:tc>
